--- a/docs/CONTRATO_CONFIDENCIALIDAD_DATOS.docx
+++ b/docs/CONTRATO_CONFIDENCIALIDAD_DATOS.docx
@@ -2006,14 +2006,38 @@
             <w:jc w:val="right"/>
           </w:pPr>
           <w:r>
-            <w:rPr>
-              <w:i/>
-              <w:color w:val="555555"/>
-              <w:sz w:val="18"/>
-            </w:rPr>
-            <w:t>LOGO UPA</w:t>
-            <w:br/>
-            <w:t>(guardar imagen en docs/assets/logo_upa.png)</w:t>
+            <w:drawing>
+              <wp:inline xmlns:a="http://schemas.openxmlformats.org/drawingml/2006/main" xmlns:pic="http://schemas.openxmlformats.org/drawingml/2006/picture">
+                <wp:extent cx="1980000" cy="604729"/>
+                <wp:docPr id="1" name="Picture 1"/>
+                <wp:cNvGraphicFramePr>
+                  <a:graphicFrameLocks noChangeAspect="1"/>
+                </wp:cNvGraphicFramePr>
+                <a:graphic>
+                  <a:graphicData uri="http://schemas.openxmlformats.org/drawingml/2006/picture">
+                    <pic:pic>
+                      <pic:nvPicPr>
+                        <pic:cNvPr id="0" name="logo_upla.png"/>
+                        <pic:cNvPicPr/>
+                      </pic:nvPicPr>
+                      <pic:blipFill>
+                        <a:blip r:embed="rId1"/>
+                        <a:stretch>
+                          <a:fillRect/>
+                        </a:stretch>
+                      </pic:blipFill>
+                      <pic:spPr>
+                        <a:xfrm>
+                          <a:off x="0" y="0"/>
+                          <a:ext cx="1980000" cy="604729"/>
+                        </a:xfrm>
+                        <a:prstGeom prst="rect"/>
+                      </pic:spPr>
+                    </pic:pic>
+                  </a:graphicData>
+                </a:graphic>
+              </wp:inline>
+            </w:drawing>
           </w:r>
         </w:p>
       </w:tc>

--- a/docs/CONTRATO_CONFIDENCIALIDAD_DATOS.docx
+++ b/docs/CONTRATO_CONFIDENCIALIDAD_DATOS.docx
@@ -1428,350 +1428,6 @@
           <w:color w:val="0F4C75"/>
           <w:sz w:val="26"/>
         </w:rPr>
-        <w:t>Firmas</w:t>
-      </w:r>
-    </w:p>
-    <w:p>
-      <w:pPr>
-        <w:spacing w:before="120" w:after="40"/>
-      </w:pPr>
-      <w:r>
-        <w:rPr>
-          <w:b/>
-          <w:color w:val="101010"/>
-          <w:sz w:val="22"/>
-        </w:rPr>
-        <w:t>Investigadora</w:t>
-      </w:r>
-    </w:p>
-    <w:p>
-      <w:pPr>
-        <w:spacing w:after="80"/>
-        <w:ind w:firstLine="283"/>
-        <w:jc w:val="both"/>
-      </w:pPr>
-      <w:r>
-        <w:rPr>
-          <w:sz w:val="20"/>
-        </w:rPr>
-        <w:t>Nombre: Heidrium Nauj Aguirre Andrades</w:t>
-      </w:r>
-    </w:p>
-    <w:p>
-      <w:pPr>
-        <w:spacing w:after="80"/>
-        <w:ind w:firstLine="283"/>
-        <w:jc w:val="both"/>
-      </w:pPr>
-      <w:r>
-        <w:rPr>
-          <w:sz w:val="20"/>
-        </w:rPr>
-        <w:t>RUT: [RUT]</w:t>
-      </w:r>
-    </w:p>
-    <w:p>
-      <w:r>
-        <w:rPr>
-          <w:sz w:val="20"/>
-        </w:rPr>
-        <w:br/>
-      </w:r>
-    </w:p>
-    <w:p>
-      <w:pPr>
-        <w:jc w:val="center"/>
-      </w:pPr>
-      <w:r>
-        <w:rPr>
-          <w:sz w:val="20"/>
-        </w:rPr>
-        <w:t>___________________________________</w:t>
-      </w:r>
-    </w:p>
-    <w:p>
-      <w:pPr>
-        <w:jc w:val="center"/>
-      </w:pPr>
-      <w:r>
-        <w:rPr>
-          <w:i/>
-          <w:color w:val="555555"/>
-          <w:sz w:val="16"/>
-        </w:rPr>
-        <w:t>Firma y fecha</w:t>
-      </w:r>
-    </w:p>
-    <w:p/>
-    <w:p>
-      <w:pPr>
-        <w:spacing w:before="120" w:after="40"/>
-      </w:pPr>
-      <w:r>
-        <w:rPr>
-          <w:b/>
-          <w:color w:val="101010"/>
-          <w:sz w:val="22"/>
-        </w:rPr>
-        <w:t>Representante del Colegio</w:t>
-      </w:r>
-    </w:p>
-    <w:p>
-      <w:pPr>
-        <w:spacing w:after="80"/>
-        <w:ind w:firstLine="283"/>
-        <w:jc w:val="both"/>
-      </w:pPr>
-      <w:r>
-        <w:rPr>
-          <w:sz w:val="20"/>
-        </w:rPr>
-        <w:t>Nombre: [Nombre del sostenedor / representante legal]</w:t>
-      </w:r>
-    </w:p>
-    <w:p>
-      <w:pPr>
-        <w:spacing w:after="80"/>
-        <w:ind w:firstLine="283"/>
-        <w:jc w:val="both"/>
-      </w:pPr>
-      <w:r>
-        <w:rPr>
-          <w:sz w:val="20"/>
-        </w:rPr>
-        <w:t>Cargo: [Cargo]</w:t>
-      </w:r>
-    </w:p>
-    <w:p>
-      <w:pPr>
-        <w:spacing w:after="80"/>
-        <w:ind w:firstLine="283"/>
-        <w:jc w:val="both"/>
-      </w:pPr>
-      <w:r>
-        <w:rPr>
-          <w:sz w:val="20"/>
-        </w:rPr>
-        <w:t>RUT: [RUT]</w:t>
-      </w:r>
-    </w:p>
-    <w:p>
-      <w:r>
-        <w:rPr>
-          <w:sz w:val="20"/>
-        </w:rPr>
-        <w:br/>
-      </w:r>
-    </w:p>
-    <w:p>
-      <w:pPr>
-        <w:jc w:val="center"/>
-      </w:pPr>
-      <w:r>
-        <w:rPr>
-          <w:sz w:val="20"/>
-        </w:rPr>
-        <w:t>___________________________________</w:t>
-      </w:r>
-    </w:p>
-    <w:p>
-      <w:pPr>
-        <w:jc w:val="center"/>
-      </w:pPr>
-      <w:r>
-        <w:rPr>
-          <w:i/>
-          <w:color w:val="555555"/>
-          <w:sz w:val="16"/>
-        </w:rPr>
-        <w:t>Firma y fecha</w:t>
-      </w:r>
-    </w:p>
-    <w:p/>
-    <w:p>
-      <w:pPr>
-        <w:spacing w:before="120" w:after="40"/>
-      </w:pPr>
-      <w:r>
-        <w:rPr>
-          <w:b/>
-          <w:color w:val="101010"/>
-          <w:sz w:val="22"/>
-        </w:rPr>
-        <w:t>Coordinadora PIE (testigo tecnico)</w:t>
-      </w:r>
-    </w:p>
-    <w:p>
-      <w:pPr>
-        <w:spacing w:after="80"/>
-        <w:ind w:firstLine="283"/>
-        <w:jc w:val="both"/>
-      </w:pPr>
-      <w:r>
-        <w:rPr>
-          <w:sz w:val="20"/>
-        </w:rPr>
-        <w:t>Nombre: Carolina Yanez</w:t>
-      </w:r>
-    </w:p>
-    <w:p>
-      <w:pPr>
-        <w:spacing w:after="80"/>
-        <w:ind w:firstLine="283"/>
-        <w:jc w:val="both"/>
-      </w:pPr>
-      <w:r>
-        <w:rPr>
-          <w:sz w:val="20"/>
-        </w:rPr>
-        <w:t>Cargo: Coordinadora PIE - Colegio San Leonardo Murialdo</w:t>
-      </w:r>
-    </w:p>
-    <w:p>
-      <w:pPr>
-        <w:spacing w:after="80"/>
-        <w:ind w:firstLine="283"/>
-        <w:jc w:val="both"/>
-      </w:pPr>
-      <w:r>
-        <w:rPr>
-          <w:sz w:val="20"/>
-        </w:rPr>
-        <w:t>RUT: [RUT]</w:t>
-      </w:r>
-    </w:p>
-    <w:p>
-      <w:r>
-        <w:rPr>
-          <w:sz w:val="20"/>
-        </w:rPr>
-        <w:br/>
-      </w:r>
-    </w:p>
-    <w:p>
-      <w:pPr>
-        <w:jc w:val="center"/>
-      </w:pPr>
-      <w:r>
-        <w:rPr>
-          <w:sz w:val="20"/>
-        </w:rPr>
-        <w:t>___________________________________</w:t>
-      </w:r>
-    </w:p>
-    <w:p>
-      <w:pPr>
-        <w:jc w:val="center"/>
-      </w:pPr>
-      <w:r>
-        <w:rPr>
-          <w:i/>
-          <w:color w:val="555555"/>
-          <w:sz w:val="16"/>
-        </w:rPr>
-        <w:t>Firma y fecha</w:t>
-      </w:r>
-    </w:p>
-    <w:p/>
-    <w:p>
-      <w:pPr>
-        <w:spacing w:before="120" w:after="40"/>
-      </w:pPr>
-      <w:r>
-        <w:rPr>
-          <w:b/>
-          <w:color w:val="101010"/>
-          <w:sz w:val="22"/>
-        </w:rPr>
-        <w:t>Apoderado/a</w:t>
-      </w:r>
-    </w:p>
-    <w:p>
-      <w:pPr>
-        <w:spacing w:after="80"/>
-        <w:ind w:firstLine="283"/>
-        <w:jc w:val="both"/>
-      </w:pPr>
-      <w:r>
-        <w:rPr>
-          <w:sz w:val="20"/>
-        </w:rPr>
-        <w:t>Nombre: [Nombre del apoderado]</w:t>
-      </w:r>
-    </w:p>
-    <w:p>
-      <w:pPr>
-        <w:spacing w:after="80"/>
-        <w:ind w:firstLine="283"/>
-        <w:jc w:val="both"/>
-      </w:pPr>
-      <w:r>
-        <w:rPr>
-          <w:sz w:val="20"/>
-        </w:rPr>
-        <w:t>RUT: [RUT]</w:t>
-      </w:r>
-    </w:p>
-    <w:p>
-      <w:pPr>
-        <w:spacing w:after="80"/>
-        <w:ind w:firstLine="283"/>
-        <w:jc w:val="both"/>
-      </w:pPr>
-      <w:r>
-        <w:rPr>
-          <w:sz w:val="20"/>
-        </w:rPr>
-        <w:t>Estudiante asociado: [Nombre del estudiante]</w:t>
-      </w:r>
-    </w:p>
-    <w:p>
-      <w:r>
-        <w:rPr>
-          <w:sz w:val="20"/>
-        </w:rPr>
-        <w:br/>
-      </w:r>
-    </w:p>
-    <w:p>
-      <w:pPr>
-        <w:jc w:val="center"/>
-      </w:pPr>
-      <w:r>
-        <w:rPr>
-          <w:sz w:val="20"/>
-        </w:rPr>
-        <w:t>___________________________________</w:t>
-      </w:r>
-    </w:p>
-    <w:p>
-      <w:pPr>
-        <w:jc w:val="center"/>
-      </w:pPr>
-      <w:r>
-        <w:rPr>
-          <w:i/>
-          <w:color w:val="555555"/>
-          <w:sz w:val="16"/>
-        </w:rPr>
-        <w:t>Firma y fecha</w:t>
-      </w:r>
-    </w:p>
-    <w:p>
-      <w:r>
-        <w:br w:type="page"/>
-      </w:r>
-    </w:p>
-    <w:p>
-      <w:pPr>
-        <w:spacing w:before="200" w:after="80"/>
-      </w:pPr>
-      <w:r>
-        <w:rPr>
-          <w:b/>
-          <w:color w:val="0F4C75"/>
-          <w:sz w:val="26"/>
-        </w:rPr>
         <w:t>Anexo A - Resumen para el apoderado (1 carilla)</w:t>
       </w:r>
     </w:p>
